--- a/reading_coach_proposal_v0.3.docx
+++ b/reading_coach_proposal_v0.3.docx
@@ -6722,6 +6722,630 @@
         <w:t>v0.3은 v0.2(그라운딩·평가신뢰도·No-Training·대시보드)를 토대로, 기말 과제가 요구하는 MLOps 전 과정 9요소를 Git·DVC·전처리/FE·MLflow·모델비교·XAI·API·Web UI의 구체 산출물로 빠짐없이 구현했다. 핵심 메시지는 변하지 않는다 — 이 프로젝트는 모델을 학습시키지 않고도, 데이터·실험·평가·운영의 완결된 루프로 ‘좋은 질문을 던지는 AI 서비스’를 개발·운영한 LLMOps 사례다.</w:t>
       </w:r>
     </w:p>
+    <w:p>
+      <w:r>
+        <w:br w:type="page"/>
+      </w:r>
+    </w:p>
+    <w:p>
+      <w:pPr>
+        <w:pStyle w:val="Heading1"/>
+      </w:pPr>
+      <w:r>
+        <w:rPr>
+          <w:rFonts w:ascii="맑은 고딕" w:hAnsi="맑은 고딕" w:eastAsia="맑은 고딕"/>
+          <w:color w:val="1F4E79"/>
+        </w:rPr>
+        <w:t>부록 A. 배포·실행 검증 (Live Verification)</w:t>
+      </w:r>
+    </w:p>
+    <w:p>
+      <w:pPr>
+        <w:spacing w:after="120"/>
+      </w:pPr>
+      <w:r>
+        <w:rPr>
+          <w:rFonts w:ascii="맑은 고딕" w:hAnsi="맑은 고딕" w:eastAsia="맑은 고딕"/>
+          <w:b/>
+          <w:i w:val="0"/>
+          <w:sz w:val="21"/>
+        </w:rPr>
+        <w:t>본 시스템은 기획에 그치지 않고 실제로 Docker 스택을 기동하고 OpenAI 라이브 호출로 전 기능을 검증했다(2026-06-12). 상세 실행 절차는 저장소의 RUNBOOK.md에 문서화되어 있다.</w:t>
+      </w:r>
+    </w:p>
+    <w:p>
+      <w:pPr>
+        <w:pStyle w:val="Heading2"/>
+      </w:pPr>
+      <w:r>
+        <w:rPr>
+          <w:rFonts w:ascii="맑은 고딕" w:hAnsi="맑은 고딕" w:eastAsia="맑은 고딕"/>
+          <w:color w:val="1F4E79"/>
+        </w:rPr>
+        <w:t>A.1 배포 구성</w:t>
+      </w:r>
+    </w:p>
+    <w:p>
+      <w:pPr>
+        <w:pStyle w:val="ListBullet"/>
+      </w:pPr>
+      <w:r>
+        <w:rPr>
+          <w:rFonts w:ascii="맑은 고딕" w:hAnsi="맑은 고딕" w:eastAsia="맑은 고딕"/>
+        </w:rPr>
+        <w:t>GitHub 원격 저장소: https://github.com/GKooK/LLMOps (코드 + 커밋 이력 + .dvc 포인터).</w:t>
+      </w:r>
+    </w:p>
+    <w:p>
+      <w:pPr>
+        <w:pStyle w:val="ListBullet"/>
+      </w:pPr>
+      <w:r>
+        <w:rPr>
+          <w:rFonts w:ascii="맑은 고딕" w:hAnsi="맑은 고딕" w:eastAsia="맑은 고딕"/>
+        </w:rPr>
+        <w:t>Docker Compose 3 컨테이너: PostgreSQL(db) → FastAPI(backend) → Streamlit(frontend), healthcheck 순차 부팅.</w:t>
+      </w:r>
+    </w:p>
+    <w:p>
+      <w:pPr>
+        <w:pStyle w:val="ListBullet"/>
+      </w:pPr>
+      <w:r>
+        <w:rPr>
+          <w:rFonts w:ascii="맑은 고딕" w:hAnsi="맑은 고딕" w:eastAsia="맑은 고딕"/>
+        </w:rPr>
+        <w:t>데이터 시드: 전처리 정제본 books_clean.csv 18권이 prod DB에 자동 적재(전처리 파이프라인의 운영 동작 확인).</w:t>
+      </w:r>
+    </w:p>
+    <w:p>
+      <w:pPr>
+        <w:pStyle w:val="Heading2"/>
+      </w:pPr>
+      <w:r>
+        <w:rPr>
+          <w:rFonts w:ascii="맑은 고딕" w:hAnsi="맑은 고딕" w:eastAsia="맑은 고딕"/>
+          <w:color w:val="1F4E79"/>
+        </w:rPr>
+        <w:t>A.2 라이브 기능 검증 결과</w:t>
+      </w:r>
+    </w:p>
+    <w:tbl>
+      <w:tblPr>
+        <w:tblStyle w:val="LightGrid-Accent1"/>
+        <w:tblW w:type="auto" w:w="0"/>
+        <w:tblLook w:firstColumn="1" w:firstRow="1" w:lastColumn="0" w:lastRow="0" w:noHBand="0" w:noVBand="1" w:val="04A0"/>
+      </w:tblPr>
+      <w:tblGrid>
+        <w:gridCol w:w="4320"/>
+        <w:gridCol w:w="4320"/>
+      </w:tblGrid>
+      <w:tr>
+        <w:tc>
+          <w:tcPr>
+            <w:tcW w:type="dxa" w:w="4320"/>
+            <w:shd w:val="clear" w:fill="1F4E79"/>
+          </w:tcPr>
+          <w:p>
+            <w:r/>
+            <w:r>
+              <w:rPr>
+                <w:rFonts w:ascii="맑은 고딕" w:hAnsi="맑은 고딕" w:eastAsia="맑은 고딕"/>
+                <w:b/>
+                <w:color w:val="FFFFFF"/>
+                <w:sz w:val="19"/>
+              </w:rPr>
+              <w:t>검증 항목</w:t>
+            </w:r>
+          </w:p>
+        </w:tc>
+        <w:tc>
+          <w:tcPr>
+            <w:tcW w:type="dxa" w:w="4320"/>
+            <w:shd w:val="clear" w:fill="1F4E79"/>
+          </w:tcPr>
+          <w:p>
+            <w:r/>
+            <w:r>
+              <w:rPr>
+                <w:rFonts w:ascii="맑은 고딕" w:hAnsi="맑은 고딕" w:eastAsia="맑은 고딕"/>
+                <w:b/>
+                <w:color w:val="FFFFFF"/>
+                <w:sz w:val="19"/>
+              </w:rPr>
+              <w:t>결과</w:t>
+            </w:r>
+          </w:p>
+        </w:tc>
+      </w:tr>
+      <w:tr>
+        <w:tc>
+          <w:tcPr>
+            <w:tcW w:type="dxa" w:w="4320"/>
+          </w:tcPr>
+          <w:p>
+            <w:r/>
+            <w:r>
+              <w:rPr>
+                <w:rFonts w:ascii="맑은 고딕" w:hAnsi="맑은 고딕" w:eastAsia="맑은 고딕"/>
+                <w:sz w:val="18"/>
+              </w:rPr>
+              <w:t>세션 시작 + 책 그라운딩</w:t>
+            </w:r>
+          </w:p>
+        </w:tc>
+        <w:tc>
+          <w:tcPr>
+            <w:tcW w:type="dxa" w:w="4320"/>
+          </w:tcPr>
+          <w:p>
+            <w:r/>
+            <w:r>
+              <w:rPr>
+                <w:rFonts w:ascii="맑은 고딕" w:hAnsi="맑은 고딕" w:eastAsia="맑은 고딕"/>
+                <w:sz w:val="18"/>
+              </w:rPr>
+              <w:t>‘데미안/헤르만 헤세’ 인식, 책에 닻 내린 첫 질문 생성 ✅</w:t>
+            </w:r>
+          </w:p>
+        </w:tc>
+      </w:tr>
+      <w:tr>
+        <w:tc>
+          <w:tcPr>
+            <w:tcW w:type="dxa" w:w="4320"/>
+          </w:tcPr>
+          <w:p>
+            <w:r/>
+            <w:r>
+              <w:rPr>
+                <w:rFonts w:ascii="맑은 고딕" w:hAnsi="맑은 고딕" w:eastAsia="맑은 고딕"/>
+                <w:sz w:val="18"/>
+              </w:rPr>
+              <w:t>v2 멀티턴 코칭</w:t>
+            </w:r>
+          </w:p>
+        </w:tc>
+        <w:tc>
+          <w:tcPr>
+            <w:tcW w:type="dxa" w:w="4320"/>
+          </w:tcPr>
+          <w:p>
+            <w:r/>
+            <w:r>
+              <w:rPr>
+                <w:rFonts w:ascii="맑은 고딕" w:hAnsi="맑은 고딕" w:eastAsia="맑은 고딕"/>
+                <w:sz w:val="18"/>
+              </w:rPr>
+              <w:t>사용자 발화의 숨은 전제를 짚고 열린 질문 — 그라운딩 규칙 준수 ✅</w:t>
+            </w:r>
+          </w:p>
+        </w:tc>
+      </w:tr>
+      <w:tr>
+        <w:tc>
+          <w:tcPr>
+            <w:tcW w:type="dxa" w:w="4320"/>
+          </w:tcPr>
+          <w:p>
+            <w:r/>
+            <w:r>
+              <w:rPr>
+                <w:rFonts w:ascii="맑은 고딕" w:hAnsi="맑은 고딕" w:eastAsia="맑은 고딕"/>
+                <w:sz w:val="18"/>
+              </w:rPr>
+              <w:t>위기 안전분기</w:t>
+            </w:r>
+          </w:p>
+        </w:tc>
+        <w:tc>
+          <w:tcPr>
+            <w:tcW w:type="dxa" w:w="4320"/>
+          </w:tcPr>
+          <w:p>
+            <w:r/>
+            <w:r>
+              <w:rPr>
+                <w:rFonts w:ascii="맑은 고딕" w:hAnsi="맑은 고딕" w:eastAsia="맑은 고딕"/>
+                <w:sz w:val="18"/>
+              </w:rPr>
+              <w:t>‘죽고 싶다’ 입력 시 LLM 미호출(cost=0)·1393 안내 즉시 응답 ✅</w:t>
+            </w:r>
+          </w:p>
+        </w:tc>
+      </w:tr>
+      <w:tr>
+        <w:tc>
+          <w:tcPr>
+            <w:tcW w:type="dxa" w:w="4320"/>
+          </w:tcPr>
+          <w:p>
+            <w:r/>
+            <w:r>
+              <w:rPr>
+                <w:rFonts w:ascii="맑은 고딕" w:hAnsi="맑은 고딕" w:eastAsia="맑은 고딕"/>
+                <w:sz w:val="18"/>
+              </w:rPr>
+              <w:t>자동 회고문</w:t>
+            </w:r>
+          </w:p>
+        </w:tc>
+        <w:tc>
+          <w:tcPr>
+            <w:tcW w:type="dxa" w:w="4320"/>
+          </w:tcPr>
+          <w:p>
+            <w:r/>
+            <w:r>
+              <w:rPr>
+                <w:rFonts w:ascii="맑은 고딕" w:hAnsi="맑은 고딕" w:eastAsia="맑은 고딕"/>
+                <w:sz w:val="18"/>
+              </w:rPr>
+              <w:t>themes/open_questions/summary 3필드 JSON 생성 ✅</w:t>
+            </w:r>
+          </w:p>
+        </w:tc>
+      </w:tr>
+      <w:tr>
+        <w:tc>
+          <w:tcPr>
+            <w:tcW w:type="dxa" w:w="4320"/>
+          </w:tcPr>
+          <w:p>
+            <w:r/>
+            <w:r>
+              <w:rPr>
+                <w:rFonts w:ascii="맑은 고딕" w:hAnsi="맑은 고딕" w:eastAsia="맑은 고딕"/>
+                <w:sz w:val="18"/>
+              </w:rPr>
+              <w:t>지연(p95)</w:t>
+            </w:r>
+          </w:p>
+        </w:tc>
+        <w:tc>
+          <w:tcPr>
+            <w:tcW w:type="dxa" w:w="4320"/>
+          </w:tcPr>
+          <w:p>
+            <w:r/>
+            <w:r>
+              <w:rPr>
+                <w:rFonts w:ascii="맑은 고딕" w:hAnsi="맑은 고딕" w:eastAsia="맑은 고딕"/>
+                <w:sz w:val="18"/>
+              </w:rPr>
+              <w:t>≈ 3.4초 (KPI 5초 이내) ✅</w:t>
+            </w:r>
+          </w:p>
+        </w:tc>
+      </w:tr>
+      <w:tr>
+        <w:tc>
+          <w:tcPr>
+            <w:tcW w:type="dxa" w:w="4320"/>
+          </w:tcPr>
+          <w:p>
+            <w:r/>
+            <w:r>
+              <w:rPr>
+                <w:rFonts w:ascii="맑은 고딕" w:hAnsi="맑은 고딕" w:eastAsia="맑은 고딕"/>
+                <w:sz w:val="18"/>
+              </w:rPr>
+              <w:t>세션 비용</w:t>
+            </w:r>
+          </w:p>
+        </w:tc>
+        <w:tc>
+          <w:tcPr>
+            <w:tcW w:type="dxa" w:w="4320"/>
+          </w:tcPr>
+          <w:p>
+            <w:r/>
+            <w:r>
+              <w:rPr>
+                <w:rFonts w:ascii="맑은 고딕" w:hAnsi="맑은 고딕" w:eastAsia="맑은 고딕"/>
+                <w:sz w:val="18"/>
+              </w:rPr>
+              <w:t>≈ $0.0008 (KPI $0.005 이내) ✅</w:t>
+            </w:r>
+          </w:p>
+        </w:tc>
+      </w:tr>
+      <w:tr>
+        <w:tc>
+          <w:tcPr>
+            <w:tcW w:type="dxa" w:w="4320"/>
+          </w:tcPr>
+          <w:p>
+            <w:r/>
+            <w:r>
+              <w:rPr>
+                <w:rFonts w:ascii="맑은 고딕" w:hAnsi="맑은 고딕" w:eastAsia="맑은 고딕"/>
+                <w:sz w:val="18"/>
+              </w:rPr>
+              <w:t>운영 종합 메트릭</w:t>
+            </w:r>
+          </w:p>
+        </w:tc>
+        <w:tc>
+          <w:tcPr>
+            <w:tcW w:type="dxa" w:w="4320"/>
+          </w:tcPr>
+          <w:p>
+            <w:r/>
+            <w:r>
+              <w:rPr>
+                <w:rFonts w:ascii="맑은 고딕" w:hAnsi="맑은 고딕" w:eastAsia="맑은 고딕"/>
+                <w:sz w:val="18"/>
+              </w:rPr>
+              <w:t>/ops/overview가 비용·지연·안전·품질 집계 노출 ✅</w:t>
+            </w:r>
+          </w:p>
+        </w:tc>
+      </w:tr>
+    </w:tbl>
+    <w:p/>
+    <w:p>
+      <w:pPr>
+        <w:pStyle w:val="Heading2"/>
+      </w:pPr>
+      <w:r>
+        <w:rPr>
+          <w:rFonts w:ascii="맑은 고딕" w:hAnsi="맑은 고딕" w:eastAsia="맑은 고딕"/>
+          <w:color w:val="1F4E79"/>
+        </w:rPr>
+        <w:t>A.3 배포 중 발견·수정한 이슈</w:t>
+      </w:r>
+    </w:p>
+    <w:p>
+      <w:pPr>
+        <w:spacing w:after="120"/>
+      </w:pPr>
+      <w:r>
+        <w:rPr>
+          <w:rFonts w:ascii="맑은 고딕" w:hAnsi="맑은 고딕" w:eastAsia="맑은 고딕"/>
+          <w:b w:val="0"/>
+          <w:i w:val="0"/>
+          <w:sz w:val="21"/>
+        </w:rPr>
+        <w:t>실제 기동 과정에서 드러난 결함을 수정하여 운영 안정성을 높였다(MLOps의 ‘운영에서 배운다’ 루프).</w:t>
+      </w:r>
+    </w:p>
+    <w:tbl>
+      <w:tblPr>
+        <w:tblStyle w:val="LightGrid-Accent1"/>
+        <w:tblW w:type="auto" w:w="0"/>
+        <w:tblLook w:firstColumn="1" w:firstRow="1" w:lastColumn="0" w:lastRow="0" w:noHBand="0" w:noVBand="1" w:val="04A0"/>
+      </w:tblPr>
+      <w:tblGrid>
+        <w:gridCol w:w="2880"/>
+        <w:gridCol w:w="2880"/>
+        <w:gridCol w:w="2880"/>
+      </w:tblGrid>
+      <w:tr>
+        <w:tc>
+          <w:tcPr>
+            <w:tcW w:type="dxa" w:w="2880"/>
+            <w:shd w:val="clear" w:fill="1F4E79"/>
+          </w:tcPr>
+          <w:p>
+            <w:r/>
+            <w:r>
+              <w:rPr>
+                <w:rFonts w:ascii="맑은 고딕" w:hAnsi="맑은 고딕" w:eastAsia="맑은 고딕"/>
+                <w:b/>
+                <w:color w:val="FFFFFF"/>
+                <w:sz w:val="19"/>
+              </w:rPr>
+              <w:t>이슈</w:t>
+            </w:r>
+          </w:p>
+        </w:tc>
+        <w:tc>
+          <w:tcPr>
+            <w:tcW w:type="dxa" w:w="2880"/>
+            <w:shd w:val="clear" w:fill="1F4E79"/>
+          </w:tcPr>
+          <w:p>
+            <w:r/>
+            <w:r>
+              <w:rPr>
+                <w:rFonts w:ascii="맑은 고딕" w:hAnsi="맑은 고딕" w:eastAsia="맑은 고딕"/>
+                <w:b/>
+                <w:color w:val="FFFFFF"/>
+                <w:sz w:val="19"/>
+              </w:rPr>
+              <w:t>원인</w:t>
+            </w:r>
+          </w:p>
+        </w:tc>
+        <w:tc>
+          <w:tcPr>
+            <w:tcW w:type="dxa" w:w="2880"/>
+            <w:shd w:val="clear" w:fill="1F4E79"/>
+          </w:tcPr>
+          <w:p>
+            <w:r/>
+            <w:r>
+              <w:rPr>
+                <w:rFonts w:ascii="맑은 고딕" w:hAnsi="맑은 고딕" w:eastAsia="맑은 고딕"/>
+                <w:b/>
+                <w:color w:val="FFFFFF"/>
+                <w:sz w:val="19"/>
+              </w:rPr>
+              <w:t>조치</w:t>
+            </w:r>
+          </w:p>
+        </w:tc>
+      </w:tr>
+      <w:tr>
+        <w:tc>
+          <w:tcPr>
+            <w:tcW w:type="dxa" w:w="2880"/>
+          </w:tcPr>
+          <w:p>
+            <w:r/>
+            <w:r>
+              <w:rPr>
+                <w:rFonts w:ascii="맑은 고딕" w:hAnsi="맑은 고딕" w:eastAsia="맑은 고딕"/>
+                <w:sz w:val="18"/>
+              </w:rPr>
+              <w:t>backend 크래시루프(proxies TypeError)</w:t>
+            </w:r>
+          </w:p>
+        </w:tc>
+        <w:tc>
+          <w:tcPr>
+            <w:tcW w:type="dxa" w:w="2880"/>
+          </w:tcPr>
+          <w:p>
+            <w:r/>
+            <w:r>
+              <w:rPr>
+                <w:rFonts w:ascii="맑은 고딕" w:hAnsi="맑은 고딕" w:eastAsia="맑은 고딕"/>
+                <w:sz w:val="18"/>
+              </w:rPr>
+              <w:t>openai 1.52가 httpx≥0.28(proxies 인자 제거)와 충돌, httpx 미핀</w:t>
+            </w:r>
+          </w:p>
+        </w:tc>
+        <w:tc>
+          <w:tcPr>
+            <w:tcW w:type="dxa" w:w="2880"/>
+          </w:tcPr>
+          <w:p>
+            <w:r/>
+            <w:r>
+              <w:rPr>
+                <w:rFonts w:ascii="맑은 고딕" w:hAnsi="맑은 고딕" w:eastAsia="맑은 고딕"/>
+                <w:sz w:val="18"/>
+              </w:rPr>
+              <w:t>requirements.txt에 httpx==0.27.2 핀 → 재빌드 검증</w:t>
+            </w:r>
+          </w:p>
+        </w:tc>
+      </w:tr>
+      <w:tr>
+        <w:tc>
+          <w:tcPr>
+            <w:tcW w:type="dxa" w:w="2880"/>
+          </w:tcPr>
+          <w:p>
+            <w:r/>
+            <w:r>
+              <w:rPr>
+                <w:rFonts w:ascii="맑은 고딕" w:hAnsi="맑은 고딕" w:eastAsia="맑은 고딕"/>
+                <w:sz w:val="18"/>
+              </w:rPr>
+              <w:t>CSV 시드 실패 가능성</w:t>
+            </w:r>
+          </w:p>
+        </w:tc>
+        <w:tc>
+          <w:tcPr>
+            <w:tcW w:type="dxa" w:w="2880"/>
+          </w:tcPr>
+          <w:p>
+            <w:r/>
+            <w:r>
+              <w:rPr>
+                <w:rFonts w:ascii="맑은 고딕" w:hAnsi="맑은 고딕" w:eastAsia="맑은 고딕"/>
+                <w:sz w:val="18"/>
+              </w:rPr>
+              <w:t>원천 books.csv의 비인용 콤마로 표준 파서 깨짐</w:t>
+            </w:r>
+          </w:p>
+        </w:tc>
+        <w:tc>
+          <w:tcPr>
+            <w:tcW w:type="dxa" w:w="2880"/>
+          </w:tcPr>
+          <w:p>
+            <w:r/>
+            <w:r>
+              <w:rPr>
+                <w:rFonts w:ascii="맑은 고딕" w:hAnsi="맑은 고딕" w:eastAsia="맑은 고딕"/>
+                <w:sz w:val="18"/>
+              </w:rPr>
+              <w:t>read_books_robust()로 견고 파싱 + 정제본 우선 적재</w:t>
+            </w:r>
+          </w:p>
+        </w:tc>
+      </w:tr>
+      <w:tr>
+        <w:tc>
+          <w:tcPr>
+            <w:tcW w:type="dxa" w:w="2880"/>
+          </w:tcPr>
+          <w:p>
+            <w:r/>
+            <w:r>
+              <w:rPr>
+                <w:rFonts w:ascii="맑은 고딕" w:hAnsi="맑은 고딕" w:eastAsia="맑은 고딕"/>
+                <w:sz w:val="18"/>
+              </w:rPr>
+              <w:t>429 insufficient_quota</w:t>
+            </w:r>
+          </w:p>
+        </w:tc>
+        <w:tc>
+          <w:tcPr>
+            <w:tcW w:type="dxa" w:w="2880"/>
+          </w:tcPr>
+          <w:p>
+            <w:r/>
+            <w:r>
+              <w:rPr>
+                <w:rFonts w:ascii="맑은 고딕" w:hAnsi="맑은 고딕" w:eastAsia="맑은 고딕"/>
+                <w:sz w:val="18"/>
+              </w:rPr>
+              <w:t>OpenAI 계정 크레딧 미충전(코드 무관)</w:t>
+            </w:r>
+          </w:p>
+        </w:tc>
+        <w:tc>
+          <w:tcPr>
+            <w:tcW w:type="dxa" w:w="2880"/>
+          </w:tcPr>
+          <w:p>
+            <w:r/>
+            <w:r>
+              <w:rPr>
+                <w:rFonts w:ascii="맑은 고딕" w:hAnsi="맑은 고딕" w:eastAsia="맑은 고딕"/>
+                <w:sz w:val="18"/>
+              </w:rPr>
+              <w:t>결제 활성화 후 정상 — 키/코드 경로는 이상 없음 확인</w:t>
+            </w:r>
+          </w:p>
+        </w:tc>
+      </w:tr>
+    </w:tbl>
+    <w:p/>
+    <w:p>
+      <w:pPr>
+        <w:pStyle w:val="Heading2"/>
+      </w:pPr>
+      <w:r>
+        <w:rPr>
+          <w:rFonts w:ascii="맑은 고딕" w:hAnsi="맑은 고딕" w:eastAsia="맑은 고딕"/>
+          <w:color w:val="1F4E79"/>
+        </w:rPr>
+        <w:t>A.4 결론</w:t>
+      </w:r>
+    </w:p>
+    <w:p>
+      <w:pPr>
+        <w:spacing w:after="120"/>
+      </w:pPr>
+      <w:r>
+        <w:rPr>
+          <w:rFonts w:ascii="맑은 고딕" w:hAnsi="맑은 고딕" w:eastAsia="맑은 고딕"/>
+          <w:b/>
+          <w:i w:val="0"/>
+          <w:sz w:val="21"/>
+        </w:rPr>
+        <w:t>기획(1~8장) → MLOps 구현(9장) → 실배포·검증(부록 A)으로 이어지는 전 과정이 닫혔다. 본 시스템은 모델 학습 없이도 데이터·실험·평가·운영의 완결된 루프 위에서 실제로 동작하는 LLMOps 서비스임을 라이브로 입증했다. 재현·시연 방법은 README.md와 RUNBOOK.md를 따른다.</w:t>
+      </w:r>
+    </w:p>
     <w:sectPr>
       <w:pgSz w:w="12240" w:h="15840"/>
       <w:pgMar w:top="1440" w:right="1800" w:bottom="1440" w:left="1800" w:header="720" w:footer="720" w:gutter="0"/>
